--- a/Files/01 - Bereshis/06 - Toldos/5784/Toldos 5784.docx
+++ b/Files/01 - Bereshis/06 - Toldos/5784/Toldos 5784.docx
@@ -512,7 +512,7 @@
           <w:szCs w:val="24"/>
           <w:rtl/>
         </w:rPr>
-        <w:t>"</w:t>
+        <w:t>״</w:t>
       </w:r>
       <w:r>
         <w:rPr>
@@ -738,7 +738,7 @@
           <w:szCs w:val="24"/>
           <w:rtl/>
         </w:rPr>
-        <w:t>"</w:t>
+        <w:t>״</w:t>
       </w:r>
       <w:r>
         <w:rPr>
@@ -890,7 +890,7 @@
           <w:szCs w:val="24"/>
           <w:rtl/>
         </w:rPr>
-        <w:t>"</w:t>
+        <w:t>״</w:t>
       </w:r>
       <w:r>
         <w:rPr>
@@ -1047,7 +1047,7 @@
           <w:szCs w:val="24"/>
           <w:rtl/>
         </w:rPr>
-        <w:t>"</w:t>
+        <w:t>״</w:t>
       </w:r>
       <w:r>
         <w:rPr>
@@ -1681,7 +1681,7 @@
           <w:szCs w:val="24"/>
           <w:rtl/>
         </w:rPr>
-        <w:t>"</w:t>
+        <w:t>״</w:t>
       </w:r>
       <w:r>
         <w:rPr>
@@ -1890,7 +1890,7 @@
           <w:szCs w:val="24"/>
           <w:rtl/>
         </w:rPr>
-        <w:t>"</w:t>
+        <w:t>״</w:t>
       </w:r>
       <w:r>
         <w:rPr>
@@ -2080,7 +2080,7 @@
           <w:szCs w:val="24"/>
           <w:rtl/>
         </w:rPr>
-        <w:t>"</w:t>
+        <w:t>״</w:t>
       </w:r>
       <w:r>
         <w:rPr>
@@ -2496,7 +2496,7 @@
           <w:szCs w:val="24"/>
           <w:rtl/>
         </w:rPr>
-        <w:t>"</w:t>
+        <w:t>״</w:t>
       </w:r>
       <w:r>
         <w:rPr>
@@ -2635,7 +2635,7 @@
           <w:szCs w:val="24"/>
           <w:rtl/>
         </w:rPr>
-        <w:t>"</w:t>
+        <w:t>״</w:t>
       </w:r>
       <w:r>
         <w:rPr>
